--- a/resources/assets/document-templates/de-DE/new.docx
+++ b/resources/assets/document-templates/de-DE/new.docx
@@ -9,7 +9,7 @@
     <w:sectPr>
       <w:type w:val="nextPage"/>
       <w:pgSz w:w="11906" w:h="16838"/>
-      <w:pgMar w:top="1134" w:right="850" w:bottom="1134" w:left="1701" w:gutter="0" w:header="709" w:footer="709"/>
+      <w:pgMar w:top="1417" w:right="1417" w:bottom="1134" w:left="1417" w:gutter="0" w:header="720" w:footer="720"/>
       <w:cols w:space="708"/>
       <w:docGrid w:linePitch="360"/>
     </w:sectPr>
